--- a/Главная.docx
+++ b/Главная.docx
@@ -45,34 +45,39 @@
       <w:pPr>
         <w:spacing w:before="100" w:beforeAutospacing="1" w:after="100" w:afterAutospacing="1" w:line="240" w:lineRule="auto"/>
         <w:rPr>
-          <w:rFonts w:ascii="Times New Roman" w:eastAsia="Times New Roman" w:hAnsi="Times New Roman" w:cs="Times New Roman"/>
-          <w:sz w:val="24"/>
-          <w:szCs w:val="24"/>
-          <w:lang w:eastAsia="ru-RU"/>
-        </w:rPr>
-      </w:pPr>
-      <w:r>
-        <w:rPr>
-          <w:rFonts w:ascii="Times New Roman" w:eastAsia="Times New Roman" w:hAnsi="Times New Roman" w:cs="Times New Roman"/>
-          <w:b/>
-          <w:bCs/>
-          <w:sz w:val="24"/>
-          <w:szCs w:val="24"/>
-          <w:lang w:eastAsia="ru-RU"/>
-        </w:rPr>
-        <w:t>Создаю сайты для бизнеса и запуска рекламы</w:t>
-      </w:r>
-    </w:p>
-    <w:p>
-      <w:pPr>
-        <w:spacing w:before="100" w:beforeAutospacing="1" w:after="100" w:afterAutospacing="1" w:line="240" w:lineRule="auto"/>
-        <w:rPr>
-          <w:rFonts w:ascii="Times New Roman" w:eastAsia="Times New Roman" w:hAnsi="Times New Roman" w:cs="Times New Roman"/>
-          <w:sz w:val="24"/>
-          <w:szCs w:val="24"/>
-          <w:lang w:eastAsia="ru-RU"/>
-        </w:rPr>
-      </w:pPr>
+          <w:rFonts w:ascii="Manrope" w:hAnsi="Manrope"/>
+          <w:b/>
+          <w:bCs/>
+          <w:color w:val="0A0A0A"/>
+          <w:spacing w:val="30"/>
+          <w:sz w:val="27"/>
+          <w:szCs w:val="27"/>
+        </w:rPr>
+      </w:pPr>
+      <w:r>
+        <w:rPr>
+          <w:rFonts w:ascii="Manrope" w:hAnsi="Manrope"/>
+          <w:b/>
+          <w:bCs/>
+          <w:color w:val="0A0A0A"/>
+          <w:spacing w:val="30"/>
+          <w:sz w:val="27"/>
+          <w:szCs w:val="27"/>
+        </w:rPr>
+        <w:t>Создание сайтов для бизнеса и запуска рекламы</w:t>
+      </w:r>
+    </w:p>
+    <w:p>
+      <w:pPr>
+        <w:spacing w:before="100" w:beforeAutospacing="1" w:after="100" w:afterAutospacing="1" w:line="240" w:lineRule="auto"/>
+        <w:rPr>
+          <w:rFonts w:ascii="Times New Roman" w:eastAsia="Times New Roman" w:hAnsi="Times New Roman" w:cs="Times New Roman"/>
+          <w:sz w:val="24"/>
+          <w:szCs w:val="24"/>
+          <w:lang w:eastAsia="ru-RU"/>
+        </w:rPr>
+      </w:pPr>
+      <w:bookmarkStart w:id="0" w:name="_GoBack"/>
       <w:r>
         <w:rPr>
           <w:rFonts w:ascii="Times New Roman" w:eastAsia="Times New Roman" w:hAnsi="Times New Roman" w:cs="Times New Roman"/>
@@ -102,8 +107,6 @@
       <w:r>
         <w:t xml:space="preserve"> под рекламу</w:t>
       </w:r>
-      <w:bookmarkStart w:id="0" w:name="_GoBack"/>
-      <w:bookmarkEnd w:id="0"/>
       <w:r>
         <w:rPr>
           <w:rFonts w:ascii="Times New Roman" w:eastAsia="Times New Roman" w:hAnsi="Times New Roman" w:cs="Times New Roman"/>
@@ -114,6 +117,7 @@
         <w:t>.</w:t>
       </w:r>
     </w:p>
+    <w:bookmarkEnd w:id="0"/>
     <w:p>
       <w:pPr>
         <w:spacing w:before="100" w:beforeAutospacing="1" w:after="100" w:afterAutospacing="1" w:line="240" w:lineRule="auto"/>
@@ -2430,4 +2434,16 @@
     </a:ext>
   </a:extLst>
 </a:theme>
+</file>
+
+<file path=customXml/item1.xml><?xml version="1.0" encoding="utf-8"?>
+<b:Sources xmlns:b="http://schemas.openxmlformats.org/officeDocument/2006/bibliography" xmlns="http://schemas.openxmlformats.org/officeDocument/2006/bibliography" SelectedStyle="\APASixthEditionOfficeOnline.xsl" StyleName="APA" Version="6"/>
+</file>
+
+<file path=customXml/itemProps1.xml><?xml version="1.0" encoding="utf-8"?>
+<ds:datastoreItem xmlns:ds="http://schemas.openxmlformats.org/officeDocument/2006/customXml" ds:itemID="{F07AE82F-F380-415C-BCA4-F1B7BC001CAA}">
+  <ds:schemaRefs>
+    <ds:schemaRef ds:uri="http://schemas.openxmlformats.org/officeDocument/2006/bibliography"/>
+  </ds:schemaRefs>
+</ds:datastoreItem>
 </file>